--- a/docs/thesis/Tam_V7_EngD_Thesis_Final_Revision_Draft.docx
+++ b/docs/thesis/Tam_V7_EngD_Thesis_Final_Revision_Draft.docx
@@ -11762,11 +11762,7 @@
     </w:p>
     <w:p>
       <w:r>
-        <w:rPr>
-          <w:b/>
-          <w:highlight w:val="yellow"/>
-        </w:rPr>
-        <w:t>[AUTHOR INPUT REQUIRED: insert the per-age-band coordination-endorsement percentages in Table 6.3; the current draft records only the 71.7% total (86 of 120).]</w:t>
+        <w:t>Note on Table 6.3: coordination-challenge endorsement was reported in the published summary only as a total (86 of 120, 71.7%); the per-age-band breakdown was lost with the participant-level records and is shown as not preserved. No per-band endorsement claim is made in this thesis.</w:t>
       </w:r>
     </w:p>
     <w:p>
@@ -18038,6 +18034,11 @@
           <w:highlight w:val="yellow"/>
         </w:rPr>
         <w:t>[AUTHOR INPUT REQUIRED: attach archive]</w:t>
+      </w:r>
+    </w:p>
+    <w:p>
+      <w:r>
+        <w:t>G.8  Synthetic pipeline-test dataset (TestData_Stage3_Pipeline_v1_dates_corrected.xlsx): a simulation-generated workbook of 120 fictitious records (IDs TEST-001 to TEST-120, outside the study ID range) used to verify the Stage-3 logbook structure, formulas and analysis pipeline. Every sheet is watermarked as synthetic, and the workbook deliberately does not match the published aggregates. It is archived solely as a pipeline-verification artifact, in the same spirit as the synthetic centre-of-pressure traces of §5.3.9, and contains no data from any human participant.</w:t>
       </w:r>
     </w:p>
     <w:sectPr>
